--- a/backend/templates/docx/AM_AI_SAFE_Organisation_Report_TEMPLATE_v0.01_20260119_fixed.docx
+++ b/backend/templates/docx/AM_AI_SAFE_Organisation_Report_TEMPLATE_v0.01_20260119_fixed.docx
@@ -3874,7 +3874,7 @@
           <w:highlight w:val="yellow"/>
           <w:lang w:eastAsia="en-AU"/>
         </w:rPr>
-        <w:t>{{ area }}</w:t>
+        <w:t>{{ framework }}</w:t>
       </w:r>
       <w:r>
         <w:rPr>
@@ -4653,7 +4653,7 @@
           <w:highlight w:val="yellow"/>
           <w:lang w:val="en-AU"/>
         </w:rPr>
-        <w:t>{{ area }}</w:t>
+        <w:t>{{ strength }}</w:t>
       </w:r>
       <w:r>
         <w:rPr>
@@ -4713,7 +4713,7 @@
           <w:highlight w:val="yellow"/>
           <w:lang w:val="en-AU"/>
         </w:rPr>
-        <w:t>{{ area }}</w:t>
+        <w:t>{{ gap }}</w:t>
       </w:r>
       <w:r>
         <w:rPr>
